--- a/anotacoes.docx
+++ b/anotacoes.docx
@@ -866,6 +866,11 @@
       </w:r>
     </w:p>
     <w:p>
+      <w:pPr>
+        <w:pBdr>
+          <w:bottom w:val="single" w:sz="6" w:space="1" w:color="auto"/>
+        </w:pBdr>
+      </w:pPr>
       <w:r>
         <w:t xml:space="preserve">Converter ao </w:t>
       </w:r>
@@ -884,6 +889,195 @@
       <w:proofErr w:type="spellEnd"/>
       <w:r>
         <w:t xml:space="preserve"> para ficar melhor no site</w:t>
+      </w:r>
+    </w:p>
+    <w:p>
+      <w:r>
+        <w:t>TIPOGRAFIA</w:t>
+      </w:r>
+    </w:p>
+    <w:p>
+      <w:r>
+        <w:rPr>
+          <w:noProof/>
+        </w:rPr>
+        <w:drawing>
+          <wp:inline distT="0" distB="0" distL="0" distR="0" wp14:anchorId="44203703" wp14:editId="430591DF">
+            <wp:extent cx="5400040" cy="3001010"/>
+            <wp:effectExtent l="0" t="0" r="0" b="8890"/>
+            <wp:docPr id="876694693" name="Imagem 1"/>
+            <wp:cNvGraphicFramePr>
+              <a:graphicFrameLocks xmlns:a="http://schemas.openxmlformats.org/drawingml/2006/main" noChangeAspect="1"/>
+            </wp:cNvGraphicFramePr>
+            <a:graphic xmlns:a="http://schemas.openxmlformats.org/drawingml/2006/main">
+              <a:graphicData uri="http://schemas.openxmlformats.org/drawingml/2006/picture">
+                <pic:pic xmlns:pic="http://schemas.openxmlformats.org/drawingml/2006/picture">
+                  <pic:nvPicPr>
+                    <pic:cNvPr id="876694693" name=""/>
+                    <pic:cNvPicPr/>
+                  </pic:nvPicPr>
+                  <pic:blipFill>
+                    <a:blip r:embed="rId19"/>
+                    <a:stretch>
+                      <a:fillRect/>
+                    </a:stretch>
+                  </pic:blipFill>
+                  <pic:spPr>
+                    <a:xfrm>
+                      <a:off x="0" y="0"/>
+                      <a:ext cx="5400040" cy="3001010"/>
+                    </a:xfrm>
+                    <a:prstGeom prst="rect">
+                      <a:avLst/>
+                    </a:prstGeom>
+                  </pic:spPr>
+                </pic:pic>
+              </a:graphicData>
+            </a:graphic>
+          </wp:inline>
+        </w:drawing>
+      </w:r>
+    </w:p>
+    <w:p>
+      <w:r>
+        <w:rPr>
+          <w:noProof/>
+        </w:rPr>
+        <w:drawing>
+          <wp:inline distT="0" distB="0" distL="0" distR="0" wp14:anchorId="11D29B6F" wp14:editId="7D8C20EA">
+            <wp:extent cx="5400040" cy="2642870"/>
+            <wp:effectExtent l="0" t="0" r="0" b="5080"/>
+            <wp:docPr id="1379452844" name="Imagem 1"/>
+            <wp:cNvGraphicFramePr>
+              <a:graphicFrameLocks xmlns:a="http://schemas.openxmlformats.org/drawingml/2006/main" noChangeAspect="1"/>
+            </wp:cNvGraphicFramePr>
+            <a:graphic xmlns:a="http://schemas.openxmlformats.org/drawingml/2006/main">
+              <a:graphicData uri="http://schemas.openxmlformats.org/drawingml/2006/picture">
+                <pic:pic xmlns:pic="http://schemas.openxmlformats.org/drawingml/2006/picture">
+                  <pic:nvPicPr>
+                    <pic:cNvPr id="1379452844" name=""/>
+                    <pic:cNvPicPr/>
+                  </pic:nvPicPr>
+                  <pic:blipFill>
+                    <a:blip r:embed="rId20"/>
+                    <a:stretch>
+                      <a:fillRect/>
+                    </a:stretch>
+                  </pic:blipFill>
+                  <pic:spPr>
+                    <a:xfrm>
+                      <a:off x="0" y="0"/>
+                      <a:ext cx="5400040" cy="2642870"/>
+                    </a:xfrm>
+                    <a:prstGeom prst="rect">
+                      <a:avLst/>
+                    </a:prstGeom>
+                  </pic:spPr>
+                </pic:pic>
+              </a:graphicData>
+            </a:graphic>
+          </wp:inline>
+        </w:drawing>
+      </w:r>
+    </w:p>
+    <w:p>
+      <w:pPr>
+        <w:pBdr>
+          <w:bottom w:val="single" w:sz="6" w:space="1" w:color="auto"/>
+        </w:pBdr>
+      </w:pPr>
+      <w:r>
+        <w:rPr>
+          <w:noProof/>
+        </w:rPr>
+        <w:lastRenderedPageBreak/>
+        <w:drawing>
+          <wp:inline distT="0" distB="0" distL="0" distR="0" wp14:anchorId="0E159B93" wp14:editId="32225200">
+            <wp:extent cx="5400040" cy="2778125"/>
+            <wp:effectExtent l="0" t="0" r="0" b="3175"/>
+            <wp:docPr id="273223973" name="Imagem 1"/>
+            <wp:cNvGraphicFramePr>
+              <a:graphicFrameLocks xmlns:a="http://schemas.openxmlformats.org/drawingml/2006/main" noChangeAspect="1"/>
+            </wp:cNvGraphicFramePr>
+            <a:graphic xmlns:a="http://schemas.openxmlformats.org/drawingml/2006/main">
+              <a:graphicData uri="http://schemas.openxmlformats.org/drawingml/2006/picture">
+                <pic:pic xmlns:pic="http://schemas.openxmlformats.org/drawingml/2006/picture">
+                  <pic:nvPicPr>
+                    <pic:cNvPr id="273223973" name=""/>
+                    <pic:cNvPicPr/>
+                  </pic:nvPicPr>
+                  <pic:blipFill>
+                    <a:blip r:embed="rId21"/>
+                    <a:stretch>
+                      <a:fillRect/>
+                    </a:stretch>
+                  </pic:blipFill>
+                  <pic:spPr>
+                    <a:xfrm>
+                      <a:off x="0" y="0"/>
+                      <a:ext cx="5400040" cy="2778125"/>
+                    </a:xfrm>
+                    <a:prstGeom prst="rect">
+                      <a:avLst/>
+                    </a:prstGeom>
+                  </pic:spPr>
+                </pic:pic>
+              </a:graphicData>
+            </a:graphic>
+          </wp:inline>
+        </w:drawing>
+      </w:r>
+    </w:p>
+    <w:p>
+      <w:r>
+        <w:t>ANATOMIA DE TIPOS GEOMÉTRICOS</w:t>
+      </w:r>
+    </w:p>
+    <w:p>
+      <w:pPr>
+        <w:pBdr>
+          <w:bottom w:val="single" w:sz="6" w:space="1" w:color="auto"/>
+        </w:pBdr>
+      </w:pPr>
+      <w:r>
+        <w:rPr>
+          <w:noProof/>
+        </w:rPr>
+        <w:drawing>
+          <wp:inline distT="0" distB="0" distL="0" distR="0" wp14:anchorId="51B0BAAD" wp14:editId="45D5BFA5">
+            <wp:extent cx="5400040" cy="2610485"/>
+            <wp:effectExtent l="0" t="0" r="0" b="0"/>
+            <wp:docPr id="1087297381" name="Imagem 1"/>
+            <wp:cNvGraphicFramePr>
+              <a:graphicFrameLocks xmlns:a="http://schemas.openxmlformats.org/drawingml/2006/main" noChangeAspect="1"/>
+            </wp:cNvGraphicFramePr>
+            <a:graphic xmlns:a="http://schemas.openxmlformats.org/drawingml/2006/main">
+              <a:graphicData uri="http://schemas.openxmlformats.org/drawingml/2006/picture">
+                <pic:pic xmlns:pic="http://schemas.openxmlformats.org/drawingml/2006/picture">
+                  <pic:nvPicPr>
+                    <pic:cNvPr id="1087297381" name=""/>
+                    <pic:cNvPicPr/>
+                  </pic:nvPicPr>
+                  <pic:blipFill>
+                    <a:blip r:embed="rId22"/>
+                    <a:stretch>
+                      <a:fillRect/>
+                    </a:stretch>
+                  </pic:blipFill>
+                  <pic:spPr>
+                    <a:xfrm>
+                      <a:off x="0" y="0"/>
+                      <a:ext cx="5400040" cy="2610485"/>
+                    </a:xfrm>
+                    <a:prstGeom prst="rect">
+                      <a:avLst/>
+                    </a:prstGeom>
+                  </pic:spPr>
+                </pic:pic>
+              </a:graphicData>
+            </a:graphic>
+          </wp:inline>
+        </w:drawing>
       </w:r>
     </w:p>
     <w:p/>

--- a/anotacoes.docx
+++ b/anotacoes.docx
@@ -97,21 +97,8 @@
           <w:tab w:val="left" w:pos="5970"/>
         </w:tabs>
       </w:pPr>
-      <w:proofErr w:type="spellStart"/>
-      <w:r>
-        <w:t>Src</w:t>
-      </w:r>
-      <w:proofErr w:type="spellEnd"/>
-      <w:r>
-        <w:t xml:space="preserve"> -&gt; </w:t>
-      </w:r>
-      <w:proofErr w:type="spellStart"/>
-      <w:r>
-        <w:t>source</w:t>
-      </w:r>
-      <w:proofErr w:type="spellEnd"/>
-      <w:r>
-        <w:t xml:space="preserve"> = origem – foto.png</w:t>
+      <w:r>
+        <w:t>Src -&gt; source = origem – foto.png</w:t>
       </w:r>
     </w:p>
     <w:p>
@@ -201,15 +188,7 @@
         <w:t xml:space="preserve"> </w:t>
       </w:r>
       <w:r>
-        <w:t xml:space="preserve">Sempre termina </w:t>
-      </w:r>
-      <w:proofErr w:type="gramStart"/>
-      <w:r>
-        <w:t>em ;</w:t>
-      </w:r>
-      <w:proofErr w:type="gramEnd"/>
-      <w:r>
-        <w:t>.</w:t>
+        <w:t>Sempre termina em ;.</w:t>
       </w:r>
     </w:p>
     <w:p>
@@ -571,15 +550,7 @@
         </w:tabs>
       </w:pPr>
       <w:r>
-        <w:t xml:space="preserve">H3 os subtítulos dos subtítulos </w:t>
-      </w:r>
-      <w:proofErr w:type="spellStart"/>
-      <w:r>
-        <w:t>kkk</w:t>
-      </w:r>
-      <w:proofErr w:type="spellEnd"/>
-      <w:r>
-        <w:t>.</w:t>
+        <w:t>H3 os subtítulos dos subtítulos kkk.</w:t>
       </w:r>
     </w:p>
     <w:p>
@@ -667,13 +638,8 @@
       </w:pPr>
       <w:r>
         <w:lastRenderedPageBreak/>
-        <w:t xml:space="preserve">CTRL + SHIFT + P – </w:t>
-      </w:r>
-      <w:proofErr w:type="gramStart"/>
-      <w:r>
-        <w:t>Usar :</w:t>
-      </w:r>
-      <w:proofErr w:type="gramEnd"/>
+        <w:t>CTRL + SHIFT + P – Usar :</w:t>
+      </w:r>
       <w:r>
         <w:br/>
       </w:r>
@@ -728,15 +694,7 @@
         </w:tabs>
       </w:pPr>
       <w:r>
-        <w:t xml:space="preserve">Para inserir </w:t>
-      </w:r>
-      <w:proofErr w:type="spellStart"/>
-      <w:r>
-        <w:t>tags</w:t>
-      </w:r>
-      <w:proofErr w:type="spellEnd"/>
-      <w:r>
-        <w:t xml:space="preserve"> aos lados da seleção.</w:t>
+        <w:t>Para inserir tags aos lados da seleção.</w:t>
       </w:r>
     </w:p>
     <w:p>
@@ -872,23 +830,7 @@
         </w:pBdr>
       </w:pPr>
       <w:r>
-        <w:t xml:space="preserve">Converter ao </w:t>
-      </w:r>
-      <w:proofErr w:type="spellStart"/>
-      <w:r>
-        <w:t>vimeo</w:t>
-      </w:r>
-      <w:proofErr w:type="spellEnd"/>
-      <w:r>
-        <w:t xml:space="preserve"> </w:t>
-      </w:r>
-      <w:proofErr w:type="spellStart"/>
-      <w:r>
-        <w:t>youtube</w:t>
-      </w:r>
-      <w:proofErr w:type="spellEnd"/>
-      <w:r>
-        <w:t xml:space="preserve"> para ficar melhor no site</w:t>
+        <w:t>Converter ao vimeo youtube para ficar melhor no site</w:t>
       </w:r>
     </w:p>
     <w:p>
@@ -1080,7 +1022,266 @@
         </w:drawing>
       </w:r>
     </w:p>
+    <w:p>
+      <w:r>
+        <w:t>ANATOMIA HUMANIZADAS</w:t>
+      </w:r>
+    </w:p>
+    <w:p>
+      <w:r>
+        <w:rPr>
+          <w:noProof/>
+        </w:rPr>
+        <w:drawing>
+          <wp:inline distT="0" distB="0" distL="0" distR="0" wp14:anchorId="1E4EBC45" wp14:editId="643210D0">
+            <wp:extent cx="5226424" cy="2488451"/>
+            <wp:effectExtent l="0" t="0" r="0" b="7620"/>
+            <wp:docPr id="1492648035" name="Imagem 1"/>
+            <wp:cNvGraphicFramePr>
+              <a:graphicFrameLocks xmlns:a="http://schemas.openxmlformats.org/drawingml/2006/main" noChangeAspect="1"/>
+            </wp:cNvGraphicFramePr>
+            <a:graphic xmlns:a="http://schemas.openxmlformats.org/drawingml/2006/main">
+              <a:graphicData uri="http://schemas.openxmlformats.org/drawingml/2006/picture">
+                <pic:pic xmlns:pic="http://schemas.openxmlformats.org/drawingml/2006/picture">
+                  <pic:nvPicPr>
+                    <pic:cNvPr id="1492648035" name=""/>
+                    <pic:cNvPicPr/>
+                  </pic:nvPicPr>
+                  <pic:blipFill>
+                    <a:blip r:embed="rId23"/>
+                    <a:stretch>
+                      <a:fillRect/>
+                    </a:stretch>
+                  </pic:blipFill>
+                  <pic:spPr>
+                    <a:xfrm>
+                      <a:off x="0" y="0"/>
+                      <a:ext cx="5234171" cy="2492140"/>
+                    </a:xfrm>
+                    <a:prstGeom prst="rect">
+                      <a:avLst/>
+                    </a:prstGeom>
+                  </pic:spPr>
+                </pic:pic>
+              </a:graphicData>
+            </a:graphic>
+          </wp:inline>
+        </w:drawing>
+      </w:r>
+    </w:p>
+    <w:p>
+      <w:r>
+        <w:br w:type="page"/>
+      </w:r>
+      <w:r>
+        <w:lastRenderedPageBreak/>
+        <w:t>GLIFO</w:t>
+      </w:r>
+    </w:p>
+    <w:p>
+      <w:pPr>
+        <w:pBdr>
+          <w:bottom w:val="single" w:sz="6" w:space="1" w:color="auto"/>
+        </w:pBdr>
+      </w:pPr>
+      <w:r>
+        <w:rPr>
+          <w:noProof/>
+        </w:rPr>
+        <w:drawing>
+          <wp:inline distT="0" distB="0" distL="0" distR="0" wp14:anchorId="7B2CC209" wp14:editId="303088E5">
+            <wp:extent cx="4093845" cy="2030506"/>
+            <wp:effectExtent l="0" t="0" r="1905" b="8255"/>
+            <wp:docPr id="1308071823" name="Imagem 1"/>
+            <wp:cNvGraphicFramePr>
+              <a:graphicFrameLocks xmlns:a="http://schemas.openxmlformats.org/drawingml/2006/main" noChangeAspect="1"/>
+            </wp:cNvGraphicFramePr>
+            <a:graphic xmlns:a="http://schemas.openxmlformats.org/drawingml/2006/main">
+              <a:graphicData uri="http://schemas.openxmlformats.org/drawingml/2006/picture">
+                <pic:pic xmlns:pic="http://schemas.openxmlformats.org/drawingml/2006/picture">
+                  <pic:nvPicPr>
+                    <pic:cNvPr id="1308071823" name=""/>
+                    <pic:cNvPicPr/>
+                  </pic:nvPicPr>
+                  <pic:blipFill rotWithShape="1">
+                    <a:blip r:embed="rId24"/>
+                    <a:srcRect t="24397" b="14538"/>
+                    <a:stretch>
+                      <a:fillRect/>
+                    </a:stretch>
+                  </pic:blipFill>
+                  <pic:spPr bwMode="auto">
+                    <a:xfrm>
+                      <a:off x="0" y="0"/>
+                      <a:ext cx="4096018" cy="2031584"/>
+                    </a:xfrm>
+                    <a:prstGeom prst="rect">
+                      <a:avLst/>
+                    </a:prstGeom>
+                    <a:ln>
+                      <a:noFill/>
+                    </a:ln>
+                    <a:extLst>
+                      <a:ext uri="{53640926-AAD7-44D8-BBD7-CCE9431645EC}">
+                        <a14:shadowObscured xmlns:a14="http://schemas.microsoft.com/office/drawing/2010/main"/>
+                      </a:ext>
+                    </a:extLst>
+                  </pic:spPr>
+                </pic:pic>
+              </a:graphicData>
+            </a:graphic>
+          </wp:inline>
+        </w:drawing>
+      </w:r>
+    </w:p>
+    <w:p>
+      <w:r>
+        <w:t>CONJUNTO DE GRIFOS(Letras) É UMA FONTE</w:t>
+      </w:r>
+    </w:p>
+    <w:p>
+      <w:pPr>
+        <w:pBdr>
+          <w:bottom w:val="single" w:sz="6" w:space="1" w:color="auto"/>
+        </w:pBdr>
+      </w:pPr>
+      <w:r>
+        <w:rPr>
+          <w:noProof/>
+        </w:rPr>
+        <w:drawing>
+          <wp:inline distT="0" distB="0" distL="0" distR="0" wp14:anchorId="3785CC90" wp14:editId="62A8C79B">
+            <wp:extent cx="4973770" cy="2469924"/>
+            <wp:effectExtent l="0" t="0" r="0" b="6985"/>
+            <wp:docPr id="1802986510" name="Imagem 1"/>
+            <wp:cNvGraphicFramePr>
+              <a:graphicFrameLocks xmlns:a="http://schemas.openxmlformats.org/drawingml/2006/main" noChangeAspect="1"/>
+            </wp:cNvGraphicFramePr>
+            <a:graphic xmlns:a="http://schemas.openxmlformats.org/drawingml/2006/main">
+              <a:graphicData uri="http://schemas.openxmlformats.org/drawingml/2006/picture">
+                <pic:pic xmlns:pic="http://schemas.openxmlformats.org/drawingml/2006/picture">
+                  <pic:nvPicPr>
+                    <pic:cNvPr id="1802986510" name=""/>
+                    <pic:cNvPicPr/>
+                  </pic:nvPicPr>
+                  <pic:blipFill>
+                    <a:blip r:embed="rId25"/>
+                    <a:stretch>
+                      <a:fillRect/>
+                    </a:stretch>
+                  </pic:blipFill>
+                  <pic:spPr>
+                    <a:xfrm>
+                      <a:off x="0" y="0"/>
+                      <a:ext cx="4979363" cy="2472701"/>
+                    </a:xfrm>
+                    <a:prstGeom prst="rect">
+                      <a:avLst/>
+                    </a:prstGeom>
+                  </pic:spPr>
+                </pic:pic>
+              </a:graphicData>
+            </a:graphic>
+          </wp:inline>
+        </w:drawing>
+      </w:r>
+    </w:p>
+    <w:p>
+      <w:r>
+        <w:t>FAMÍLIA TIPOGRÁFICA</w:t>
+      </w:r>
+    </w:p>
+    <w:p>
+      <w:r>
+        <w:rPr>
+          <w:noProof/>
+        </w:rPr>
+        <w:drawing>
+          <wp:inline distT="0" distB="0" distL="0" distR="0" wp14:anchorId="3A1CBDA1" wp14:editId="3C09ECAD">
+            <wp:extent cx="5096435" cy="2713025"/>
+            <wp:effectExtent l="0" t="0" r="0" b="0"/>
+            <wp:docPr id="1209133656" name="Imagem 1"/>
+            <wp:cNvGraphicFramePr>
+              <a:graphicFrameLocks xmlns:a="http://schemas.openxmlformats.org/drawingml/2006/main" noChangeAspect="1"/>
+            </wp:cNvGraphicFramePr>
+            <a:graphic xmlns:a="http://schemas.openxmlformats.org/drawingml/2006/main">
+              <a:graphicData uri="http://schemas.openxmlformats.org/drawingml/2006/picture">
+                <pic:pic xmlns:pic="http://schemas.openxmlformats.org/drawingml/2006/picture">
+                  <pic:nvPicPr>
+                    <pic:cNvPr id="1209133656" name=""/>
+                    <pic:cNvPicPr/>
+                  </pic:nvPicPr>
+                  <pic:blipFill>
+                    <a:blip r:embed="rId26"/>
+                    <a:stretch>
+                      <a:fillRect/>
+                    </a:stretch>
+                  </pic:blipFill>
+                  <pic:spPr>
+                    <a:xfrm>
+                      <a:off x="0" y="0"/>
+                      <a:ext cx="5098398" cy="2714070"/>
+                    </a:xfrm>
+                    <a:prstGeom prst="rect">
+                      <a:avLst/>
+                    </a:prstGeom>
+                  </pic:spPr>
+                </pic:pic>
+              </a:graphicData>
+            </a:graphic>
+          </wp:inline>
+        </w:drawing>
+      </w:r>
+    </w:p>
     <w:p/>
+    <w:p>
+      <w:r>
+        <w:lastRenderedPageBreak/>
+        <w:t>CATEGORIA DE FONTES</w:t>
+      </w:r>
+    </w:p>
+    <w:p>
+      <w:r>
+        <w:rPr>
+          <w:noProof/>
+        </w:rPr>
+        <w:drawing>
+          <wp:inline distT="0" distB="0" distL="0" distR="0" wp14:anchorId="3DB67111" wp14:editId="24E37D9C">
+            <wp:extent cx="5400040" cy="3258820"/>
+            <wp:effectExtent l="0" t="0" r="0" b="0"/>
+            <wp:docPr id="255495298" name="Imagem 1"/>
+            <wp:cNvGraphicFramePr>
+              <a:graphicFrameLocks xmlns:a="http://schemas.openxmlformats.org/drawingml/2006/main" noChangeAspect="1"/>
+            </wp:cNvGraphicFramePr>
+            <a:graphic xmlns:a="http://schemas.openxmlformats.org/drawingml/2006/main">
+              <a:graphicData uri="http://schemas.openxmlformats.org/drawingml/2006/picture">
+                <pic:pic xmlns:pic="http://schemas.openxmlformats.org/drawingml/2006/picture">
+                  <pic:nvPicPr>
+                    <pic:cNvPr id="255495298" name=""/>
+                    <pic:cNvPicPr/>
+                  </pic:nvPicPr>
+                  <pic:blipFill>
+                    <a:blip r:embed="rId27"/>
+                    <a:stretch>
+                      <a:fillRect/>
+                    </a:stretch>
+                  </pic:blipFill>
+                  <pic:spPr>
+                    <a:xfrm>
+                      <a:off x="0" y="0"/>
+                      <a:ext cx="5400040" cy="3258820"/>
+                    </a:xfrm>
+                    <a:prstGeom prst="rect">
+                      <a:avLst/>
+                    </a:prstGeom>
+                  </pic:spPr>
+                </pic:pic>
+              </a:graphicData>
+            </a:graphic>
+          </wp:inline>
+        </w:drawing>
+      </w:r>
+    </w:p>
     <w:sectPr>
       <w:pgSz w:w="11906" w:h="16838"/>
       <w:pgMar w:top="1417" w:right="1701" w:bottom="1417" w:left="1701" w:header="708" w:footer="708" w:gutter="0"/>
